--- a/manual/Accouting_Manual/generated_20260408/docx/5.4_5.4 ชำระบิลผู้ขายด้วยเช็ค.docx
+++ b/manual/Accouting_Manual/generated_20260408/docx/5.4_5.4 ชำระบิลผู้ขายด้วยเช็ค.docx
@@ -2,6 +2,12 @@
 <file path=word/document.xml><?xml version="1.0" encoding="utf-8"?>
 <w:document xmlns:wpc="http://schemas.microsoft.com/office/word/2010/wordprocessingCanvas" xmlns:mo="http://schemas.microsoft.com/office/mac/office/2008/main" xmlns:mc="http://schemas.openxmlformats.org/markup-compatibility/2006" xmlns:mv="urn:schemas-microsoft-com:mac:vml" xmlns:o="urn:schemas-microsoft-com:office:office" xmlns:r="http://schemas.openxmlformats.org/officeDocument/2006/relationships" xmlns:m="http://schemas.openxmlformats.org/officeDocument/2006/math" xmlns:v="urn:schemas-microsoft-com:vml" xmlns:wp14="http://schemas.microsoft.com/office/word/2010/wordprocessingDrawing" xmlns:wp="http://schemas.openxmlformats.org/drawingml/2006/wordprocessingDrawing" xmlns:w10="urn:schemas-microsoft-com:office:word" xmlns:w="http://schemas.openxmlformats.org/wordprocessingml/2006/main" xmlns:w14="http://schemas.microsoft.com/office/word/2010/wordml" xmlns:wpg="http://schemas.microsoft.com/office/word/2010/wordprocessingGroup" xmlns:wpi="http://schemas.microsoft.com/office/word/2010/wordprocessingInk" xmlns:wne="http://schemas.microsoft.com/office/word/2006/wordml" xmlns:wps="http://schemas.microsoft.com/office/word/2010/wordprocessingShape" mc:Ignorable="w14 wp14">
   <w:body>
+    <w:sectPr>
+      <w:pgSz w:w="12240" w:h="15840"/>
+      <w:pgMar w:top="1008" w:right="1152" w:bottom="1008" w:left="1152" w:header="720" w:footer="720" w:gutter="0"/>
+      <w:cols w:space="720"/>
+      <w:docGrid w:linePitch="360"/>
+    </w:sectPr>
     <w:p>
       <w:pPr>
         <w:jc w:val="center"/>
@@ -142,54 +148,7 @@
     </w:p>
     <w:p>
       <w:r>
-        <w:rPr>
-          <w:rFonts w:ascii="TH Sarabun New" w:hAnsi="TH Sarabun New" w:eastAsia="TH Sarabun New"/>
-          <w:b/>
-          <w:i w:val="0"/>
-          <w:color w:val="1F4E79"/>
-          <w:sz w:val="36"/>
-        </w:rPr>
-        <w:t>เมนูที่ใช้</w:t>
-      </w:r>
-    </w:p>
-    <w:p>
-      <w:pPr>
-        <w:pStyle w:val="ListBullet"/>
-      </w:pPr>
-      <w:r>
-        <w:rPr>
-          <w:rFonts w:ascii="TH Sarabun New" w:hAnsi="TH Sarabun New" w:eastAsia="TH Sarabun New"/>
-          <w:b w:val="0"/>
-          <w:i w:val="0"/>
-          <w:sz w:val="32"/>
-        </w:rPr>
-        <w:t>Accounting &gt; Vendors &gt; Bills</w:t>
-      </w:r>
-    </w:p>
-    <w:p>
-      <w:pPr>
-        <w:pStyle w:val="ListBullet"/>
-      </w:pPr>
-      <w:r>
-        <w:rPr>
-          <w:rFonts w:ascii="TH Sarabun New" w:hAnsi="TH Sarabun New" w:eastAsia="TH Sarabun New"/>
-          <w:b w:val="0"/>
-          <w:i w:val="0"/>
-          <w:sz w:val="32"/>
-        </w:rPr>
-        <w:t>Cheque &gt; Cheque &gt; Cheque Paying</w:t>
-      </w:r>
-    </w:p>
-    <w:p>
-      <w:r>
-        <w:rPr>
-          <w:rFonts w:ascii="TH Sarabun New" w:hAnsi="TH Sarabun New" w:eastAsia="TH Sarabun New"/>
-          <w:b/>
-          <w:i w:val="0"/>
-          <w:color w:val="1F4E79"/>
-          <w:sz w:val="36"/>
-        </w:rPr>
-        <w:t>ฟังก์ชันที่ทำได้จริง</w:t>
+        <w:t>สิ่งที่ทำได้ในหน้าจอนี้</w:t>
       </w:r>
     </w:p>
     <w:tbl>
@@ -510,28 +469,13 @@
     </w:tbl>
     <w:p>
       <w:r>
-        <w:rPr>
-          <w:rFonts w:ascii="TH Sarabun New" w:hAnsi="TH Sarabun New" w:eastAsia="TH Sarabun New"/>
-          <w:b/>
-          <w:i w:val="0"/>
-          <w:color w:val="1F4E79"/>
-          <w:sz w:val="36"/>
-        </w:rPr>
-        <w:t>ขั้นตอนการใช้งาน</w:t>
+        <w:t>1. เข้าใช้งานจากหน้าหลัก</w:t>
       </w:r>
     </w:p>
     <w:p>
-      <w:r>
-        <w:rPr>
-          <w:rFonts w:ascii="TH Sarabun New" w:hAnsi="TH Sarabun New" w:eastAsia="TH Sarabun New"/>
-          <w:b/>
-          <w:i w:val="0"/>
-          <w:sz w:val="32"/>
-        </w:rPr>
-        <w:t>ขั้นตอนที่ 1 เปิดบิลและเข้าสู่ Wizard จ่ายเช็ค</w:t>
-      </w:r>
-    </w:p>
-    <w:p>
+      <w:pPr>
+        <w:pStyle w:val="ListBullet"/>
+      </w:pPr>
       <w:r>
         <w:rPr>
           <w:rFonts w:ascii="TH Sarabun New" w:hAnsi="TH Sarabun New" w:eastAsia="TH Sarabun New"/>
@@ -539,10 +483,13 @@
           <w:i w:val="0"/>
           <w:sz w:val="32"/>
         </w:rPr>
-        <w:t>1. เปิดบิลผู้ขาย APD/26/04/00006 จากเมนู Accounting &gt; Vendors &gt; Bills</w:t>
+        <w:t>Accounting &gt; Vendors &gt; Bills</w:t>
       </w:r>
     </w:p>
     <w:p>
+      <w:pPr>
+        <w:pStyle w:val="ListBullet"/>
+      </w:pPr>
       <w:r>
         <w:rPr>
           <w:rFonts w:ascii="TH Sarabun New" w:hAnsi="TH Sarabun New" w:eastAsia="TH Sarabun New"/>
@@ -550,118 +497,15 @@
           <w:i w:val="0"/>
           <w:sz w:val="32"/>
         </w:rPr>
-        <w:t>2. กดปุ่ม Register Payment เพื่อเปิด Wizard รับหรือจ่ายเงิน</w:t>
+        <w:t>Cheque &gt; Cheque &gt; Cheque Paying</w:t>
       </w:r>
     </w:p>
     <w:p>
       <w:r>
         <w:rPr>
-          <w:rFonts w:ascii="TH Sarabun New" w:hAnsi="TH Sarabun New" w:eastAsia="TH Sarabun New"/>
           <w:b w:val="0"/>
-          <w:i w:val="0"/>
-          <w:sz w:val="32"/>
         </w:rPr>
-        <w:t>3. เลือก Journal = PBAY1 และ Payment Method = Cheque Payment (Outbound)</w:t>
-      </w:r>
-    </w:p>
-    <w:p>
-      <w:r>
-        <w:rPr>
-          <w:rFonts w:ascii="TH Sarabun New" w:hAnsi="TH Sarabun New" w:eastAsia="TH Sarabun New"/>
-          <w:b/>
-          <w:i w:val="0"/>
-          <w:sz w:val="32"/>
-        </w:rPr>
-        <w:t>ขั้นตอนที่ 2 กรอกข้อมูลเช็คและสร้างรายการ</w:t>
-      </w:r>
-    </w:p>
-    <w:p>
-      <w:r>
-        <w:rPr>
-          <w:rFonts w:ascii="TH Sarabun New" w:hAnsi="TH Sarabun New" w:eastAsia="TH Sarabun New"/>
-          <w:b w:val="0"/>
-          <w:i w:val="0"/>
-          <w:sz w:val="32"/>
-        </w:rPr>
-        <w:t>1. ในส่วน Outgoing Cheque ให้เลือกเลขเช็คจาก Cheque Book</w:t>
-      </w:r>
-    </w:p>
-    <w:p>
-      <w:r>
-        <w:rPr>
-          <w:rFonts w:ascii="TH Sarabun New" w:hAnsi="TH Sarabun New" w:eastAsia="TH Sarabun New"/>
-          <w:b w:val="0"/>
-          <w:i w:val="0"/>
-          <w:sz w:val="32"/>
-        </w:rPr>
-        <w:t>2. กรอกวันที่เช็ค หมายเหตุ และตรวจยอดให้ตรงกับบิลที่จะชำระ</w:t>
-      </w:r>
-    </w:p>
-    <w:p>
-      <w:r>
-        <w:rPr>
-          <w:rFonts w:ascii="TH Sarabun New" w:hAnsi="TH Sarabun New" w:eastAsia="TH Sarabun New"/>
-          <w:b w:val="0"/>
-          <w:i w:val="0"/>
-          <w:sz w:val="32"/>
-        </w:rPr>
-        <w:t>3. กด Create Payment เพื่อสร้างเช็คขาออกและ Payment Entry</w:t>
-      </w:r>
-    </w:p>
-    <w:p>
-      <w:r>
-        <w:rPr>
-          <w:rFonts w:ascii="TH Sarabun New" w:hAnsi="TH Sarabun New" w:eastAsia="TH Sarabun New"/>
-          <w:b/>
-          <w:i w:val="0"/>
-          <w:sz w:val="32"/>
-        </w:rPr>
-        <w:t>ขั้นตอนที่ 3 ติดตามสถานะหลังจ่าย</w:t>
-      </w:r>
-    </w:p>
-    <w:p>
-      <w:r>
-        <w:rPr>
-          <w:rFonts w:ascii="TH Sarabun New" w:hAnsi="TH Sarabun New" w:eastAsia="TH Sarabun New"/>
-          <w:b w:val="0"/>
-          <w:i w:val="0"/>
-          <w:sz w:val="32"/>
-        </w:rPr>
-        <w:t>1. เปิดเช็คเลขที่ 860200001 หรือ 860200002 ในเมนู Cheque &gt; Cheque &gt; Cheque Paying</w:t>
-      </w:r>
-    </w:p>
-    <w:p>
-      <w:r>
-        <w:rPr>
-          <w:rFonts w:ascii="TH Sarabun New" w:hAnsi="TH Sarabun New" w:eastAsia="TH Sarabun New"/>
-          <w:b w:val="0"/>
-          <w:i w:val="0"/>
-          <w:sz w:val="32"/>
-        </w:rPr>
-        <w:t>2. ตรวจสอบสถานะเช็ค ปุ่ม Bank Deposit หรือ Done และ Smart Buttons เช่น Payments Cheque, Payment Entry และ Reversed Entry</w:t>
-      </w:r>
-    </w:p>
-    <w:p>
-      <w:r>
-        <w:rPr>
-          <w:rFonts w:ascii="TH Sarabun New" w:hAnsi="TH Sarabun New" w:eastAsia="TH Sarabun New"/>
-          <w:b w:val="0"/>
-          <w:i w:val="0"/>
-          <w:sz w:val="32"/>
-        </w:rPr>
-        <w:t>3. เมื่อต้องการเคลียร์ธนาคาร ให้กด Bank Deposit หรือ Done ตามสิทธิ์และ flow ของระบบ</w:t>
-      </w:r>
-    </w:p>
-    <w:p>
-      <w:r>
-        <w:rPr>
-          <w:rFonts w:ascii="TH Sarabun New" w:hAnsi="TH Sarabun New" w:eastAsia="TH Sarabun New"/>
-          <w:b/>
-          <w:i w:val="0"/>
-          <w:color w:val="1F4E79"/>
-          <w:sz w:val="36"/>
-        </w:rPr>
-        <w:t>ภาพประกอบการใช้งาน</w:t>
+        <w:t>ให้เริ่มจากหน้า Dashboard แล้วกดเข้าโมดูลตามภาพ จากนั้นกดเมนูย่อยตามหมายเลขในภาพเพื่อเข้าสู่หน้าที่ใช้ทำรายการจริง.</w:t>
       </w:r>
     </w:p>
     <w:p>
@@ -671,8 +515,8 @@
       <w:r>
         <w:drawing>
           <wp:inline xmlns:a="http://schemas.openxmlformats.org/drawingml/2006/main" xmlns:pic="http://schemas.openxmlformats.org/drawingml/2006/picture">
-            <wp:extent cx="5943600" cy="4457700"/>
-            <wp:docPr id="1" name="Picture 1"/>
+            <wp:extent cx="5852160" cy="4389120"/>
+            <wp:docPr id="8" name="Picture 8"/>
             <wp:cNvGraphicFramePr>
               <a:graphicFrameLocks noChangeAspect="1"/>
             </wp:cNvGraphicFramePr>
@@ -680,11 +524,11 @@
               <a:graphicData uri="http://schemas.openxmlformats.org/drawingml/2006/picture">
                 <pic:pic>
                   <pic:nvPicPr>
-                    <pic:cNvPr id="0" name="bill_register_payment_manual_annotated.png"/>
+                    <pic:cNvPr id="0" name="image.png"/>
                     <pic:cNvPicPr/>
                   </pic:nvPicPr>
                   <pic:blipFill>
-                    <a:blip r:embed="rId9"/>
+                    <a:blip r:embed="rId12"/>
                     <a:stretch>
                       <a:fillRect/>
                     </a:stretch>
@@ -692,7 +536,7 @@
                   <pic:spPr>
                     <a:xfrm>
                       <a:off x="0" y="0"/>
-                      <a:ext cx="5943600" cy="4457700"/>
+                      <a:ext cx="5852160" cy="4389120"/>
                     </a:xfrm>
                     <a:prstGeom prst="rect"/>
                   </pic:spPr>
@@ -708,13 +552,7 @@
         <w:jc w:val="center"/>
       </w:pPr>
       <w:r>
-        <w:rPr>
-          <w:rFonts w:ascii="TH Sarabun New" w:hAnsi="TH Sarabun New" w:eastAsia="TH Sarabun New"/>
-          <w:b w:val="0"/>
-          <w:i/>
-          <w:sz w:val="28"/>
-        </w:rPr>
-        <w:t>รูป 5.4.1 หน้าต่าง Register Payment จากบิลผู้ขาย พร้อมจุดที่ต้องกรอก</w:t>
+        <w:t>รูป 5.4A.1 หน้า Dashboard สำหรับเข้าโมดูล Accounting</w:t>
       </w:r>
     </w:p>
     <w:p>
@@ -724,8 +562,8 @@
       <w:r>
         <w:drawing>
           <wp:inline xmlns:a="http://schemas.openxmlformats.org/drawingml/2006/main" xmlns:pic="http://schemas.openxmlformats.org/drawingml/2006/picture">
-            <wp:extent cx="5943600" cy="4457700"/>
-            <wp:docPr id="2" name="Picture 2"/>
+            <wp:extent cx="5852160" cy="4389120"/>
+            <wp:docPr id="9" name="Picture 9"/>
             <wp:cNvGraphicFramePr>
               <a:graphicFrameLocks noChangeAspect="1"/>
             </wp:cNvGraphicFramePr>
@@ -733,11 +571,11 @@
               <a:graphicData uri="http://schemas.openxmlformats.org/drawingml/2006/picture">
                 <pic:pic>
                   <pic:nvPicPr>
-                    <pic:cNvPr id="0" name="cheque_out_confirmed_manual_annotated.png"/>
+                    <pic:cNvPr id="0" name="image.png"/>
                     <pic:cNvPicPr/>
                   </pic:nvPicPr>
                   <pic:blipFill>
-                    <a:blip r:embed="rId10"/>
+                    <a:blip r:embed="rId13"/>
                     <a:stretch>
                       <a:fillRect/>
                     </a:stretch>
@@ -745,7 +583,7 @@
                   <pic:spPr>
                     <a:xfrm>
                       <a:off x="0" y="0"/>
-                      <a:ext cx="5943600" cy="4457700"/>
+                      <a:ext cx="5852160" cy="4389120"/>
                     </a:xfrm>
                     <a:prstGeom prst="rect"/>
                   </pic:spPr>
@@ -761,13 +599,518 @@
         <w:jc w:val="center"/>
       </w:pPr>
       <w:r>
+        <w:t>รูป 5.4A.2 เมนู Accounting &gt; Vendors &gt; Bills</w:t>
+      </w:r>
+    </w:p>
+    <w:p>
+      <w:r>
+        <w:t>3. ตรวจสอบรายการบัญชี (Journal Entry)</w:t>
+      </w:r>
+    </w:p>
+    <w:p>
+      <w:pPr>
+        <w:pStyle w:val="ListBullet"/>
+      </w:pPr>
+      <w:r>
         <w:rPr>
           <w:rFonts w:ascii="TH Sarabun New" w:hAnsi="TH Sarabun New" w:eastAsia="TH Sarabun New"/>
           <w:b w:val="0"/>
-          <w:i/>
-          <w:sz w:val="28"/>
+          <w:i w:val="0"/>
+          <w:sz w:val="32"/>
         </w:rPr>
-        <w:t>รูป 5.4.2 เช็คขาออกสถานะ Confirmed หลังสร้างรายการแล้ว</w:t>
+        <w:t>Debit หมายถึงบัญชีฝั่งรับผลประโยชน์หรือรับมูลค่าเพิ่มขึ้นในรายการนั้น</w:t>
+      </w:r>
+    </w:p>
+    <w:p>
+      <w:pPr>
+        <w:pStyle w:val="ListBullet"/>
+      </w:pPr>
+      <w:r>
+        <w:rPr>
+          <w:rFonts w:ascii="TH Sarabun New" w:hAnsi="TH Sarabun New" w:eastAsia="TH Sarabun New"/>
+          <w:b w:val="0"/>
+          <w:i w:val="0"/>
+          <w:sz w:val="32"/>
+        </w:rPr>
+        <w:t>Credit หมายถึงบัญชีฝั่งที่ถูกตัดออกหรือเป็นแหล่งที่มาของมูลค่าในรายการนั้น</w:t>
+      </w:r>
+    </w:p>
+    <w:p>
+      <w:pPr>
+        <w:pStyle w:val="ListBullet"/>
+      </w:pPr>
+      <w:r>
+        <w:rPr>
+          <w:rFonts w:ascii="TH Sarabun New" w:hAnsi="TH Sarabun New" w:eastAsia="TH Sarabun New"/>
+          <w:b w:val="0"/>
+          <w:i w:val="0"/>
+          <w:sz w:val="32"/>
+        </w:rPr>
+        <w:t>ผู้ใช้ควรเปิด Smart Button ชื่อ Payment Entry หรือ Reversed Entry เพื่อตรวจสอบรายการจริงทุกครั้ง</w:t>
+      </w:r>
+    </w:p>
+    <w:p>
+      <w:r>
+        <w:rPr>
+          <w:rFonts w:ascii="TH Sarabun New" w:hAnsi="TH Sarabun New" w:eastAsia="TH Sarabun New"/>
+          <w:b/>
+          <w:i w:val="0"/>
+          <w:color w:val="1F4E79"/>
+          <w:sz w:val="36"/>
+        </w:rPr>
+        <w:t>Journal Items ตอนสร้างเช็คขาออกสถานะ Confirmed</w:t>
+      </w:r>
+    </w:p>
+    <w:tbl>
+      <w:tblPr>
+        <w:tblStyle w:val="TableGrid"/>
+        <w:tblW w:type="auto" w:w="0"/>
+        <w:tblLayout w:type="autofit"/>
+        <w:tblLook w:firstColumn="1" w:firstRow="1" w:lastColumn="0" w:lastRow="0" w:noHBand="0" w:noVBand="1" w:val="04A0"/>
+      </w:tblPr>
+      <w:tblGrid>
+        <w:gridCol w:w="2484"/>
+        <w:gridCol w:w="2484"/>
+        <w:gridCol w:w="2484"/>
+        <w:gridCol w:w="2484"/>
+      </w:tblGrid>
+      <w:tr>
+        <w:tc>
+          <w:tcPr>
+            <w:tcW w:type="dxa" w:w="2484"/>
+            <w:shd w:fill="D9EAF7"/>
+          </w:tcPr>
+          <w:p>
+            <w:r>
+              <w:rPr>
+                <w:rFonts w:ascii="TH Sarabun New" w:hAnsi="TH Sarabun New" w:eastAsia="TH Sarabun New"/>
+                <w:b w:val="0"/>
+                <w:i w:val="0"/>
+                <w:sz w:val="28"/>
+              </w:rPr>
+              <w:t>บัญชี</w:t>
+            </w:r>
+          </w:p>
+        </w:tc>
+        <w:tc>
+          <w:tcPr>
+            <w:tcW w:type="dxa" w:w="2484"/>
+            <w:shd w:fill="D9EAF7"/>
+          </w:tcPr>
+          <w:p>
+            <w:r>
+              <w:rPr>
+                <w:rFonts w:ascii="TH Sarabun New" w:hAnsi="TH Sarabun New" w:eastAsia="TH Sarabun New"/>
+                <w:b w:val="0"/>
+                <w:i w:val="0"/>
+                <w:sz w:val="28"/>
+              </w:rPr>
+              <w:t>คำอธิบายเชิงธุรกิจ</w:t>
+            </w:r>
+          </w:p>
+        </w:tc>
+        <w:tc>
+          <w:tcPr>
+            <w:tcW w:type="dxa" w:w="2484"/>
+            <w:shd w:fill="D9EAF7"/>
+          </w:tcPr>
+          <w:p>
+            <w:r>
+              <w:rPr>
+                <w:rFonts w:ascii="TH Sarabun New" w:hAnsi="TH Sarabun New" w:eastAsia="TH Sarabun New"/>
+                <w:b w:val="0"/>
+                <w:i w:val="0"/>
+                <w:sz w:val="28"/>
+              </w:rPr>
+              <w:t>Debit</w:t>
+            </w:r>
+          </w:p>
+        </w:tc>
+        <w:tc>
+          <w:tcPr>
+            <w:tcW w:type="dxa" w:w="2484"/>
+            <w:shd w:fill="D9EAF7"/>
+          </w:tcPr>
+          <w:p>
+            <w:r>
+              <w:rPr>
+                <w:rFonts w:ascii="TH Sarabun New" w:hAnsi="TH Sarabun New" w:eastAsia="TH Sarabun New"/>
+                <w:b w:val="0"/>
+                <w:i w:val="0"/>
+                <w:sz w:val="28"/>
+              </w:rPr>
+              <w:t>Credit</w:t>
+            </w:r>
+          </w:p>
+        </w:tc>
+      </w:tr>
+      <w:tr>
+        <w:tc>
+          <w:tcPr>
+            <w:tcW w:type="dxa" w:w="2484"/>
+          </w:tcPr>
+          <w:p>
+            <w:r>
+              <w:rPr>
+                <w:rFonts w:ascii="TH Sarabun New" w:hAnsi="TH Sarabun New" w:eastAsia="TH Sarabun New"/>
+                <w:b w:val="0"/>
+                <w:i w:val="0"/>
+                <w:sz w:val="28"/>
+              </w:rPr>
+              <w:t>212001 เจ้าหนี้การค้า - ในประเทศ</w:t>
+            </w:r>
+          </w:p>
+        </w:tc>
+        <w:tc>
+          <w:tcPr>
+            <w:tcW w:type="dxa" w:w="2484"/>
+          </w:tcPr>
+          <w:p>
+            <w:r>
+              <w:rPr>
+                <w:rFonts w:ascii="TH Sarabun New" w:hAnsi="TH Sarabun New" w:eastAsia="TH Sarabun New"/>
+                <w:b w:val="0"/>
+                <w:i w:val="0"/>
+                <w:sz w:val="28"/>
+              </w:rPr>
+              <w:t>Debit เจ้าหนี้การค้า เพื่อปิดหนี้ของบิลผู้ขายที่จ่ายด้วยเช็ค</w:t>
+            </w:r>
+          </w:p>
+        </w:tc>
+        <w:tc>
+          <w:tcPr>
+            <w:tcW w:type="dxa" w:w="2484"/>
+          </w:tcPr>
+          <w:p>
+            <w:r>
+              <w:rPr>
+                <w:rFonts w:ascii="TH Sarabun New" w:hAnsi="TH Sarabun New" w:eastAsia="TH Sarabun New"/>
+                <w:b w:val="0"/>
+                <w:i w:val="0"/>
+                <w:sz w:val="28"/>
+              </w:rPr>
+              <w:t>15000.0</w:t>
+            </w:r>
+          </w:p>
+        </w:tc>
+        <w:tc>
+          <w:tcPr>
+            <w:tcW w:type="dxa" w:w="2484"/>
+          </w:tcPr>
+          <w:p>
+            <w:r>
+              <w:rPr>
+                <w:rFonts w:ascii="TH Sarabun New" w:hAnsi="TH Sarabun New" w:eastAsia="TH Sarabun New"/>
+                <w:b w:val="0"/>
+                <w:i w:val="0"/>
+                <w:sz w:val="28"/>
+              </w:rPr>
+              <w:t>0.0</w:t>
+            </w:r>
+          </w:p>
+        </w:tc>
+      </w:tr>
+      <w:tr>
+        <w:tc>
+          <w:tcPr>
+            <w:tcW w:type="dxa" w:w="2484"/>
+          </w:tcPr>
+          <w:p>
+            <w:r>
+              <w:rPr>
+                <w:rFonts w:ascii="TH Sarabun New" w:hAnsi="TH Sarabun New" w:eastAsia="TH Sarabun New"/>
+                <w:b w:val="0"/>
+                <w:i w:val="0"/>
+                <w:sz w:val="28"/>
+              </w:rPr>
+              <w:t>212004 เช็คจ่ายลงวันที่ล่วงหน้า</w:t>
+            </w:r>
+          </w:p>
+        </w:tc>
+        <w:tc>
+          <w:tcPr>
+            <w:tcW w:type="dxa" w:w="2484"/>
+          </w:tcPr>
+          <w:p>
+            <w:r>
+              <w:rPr>
+                <w:rFonts w:ascii="TH Sarabun New" w:hAnsi="TH Sarabun New" w:eastAsia="TH Sarabun New"/>
+                <w:b w:val="0"/>
+                <w:i w:val="0"/>
+                <w:sz w:val="28"/>
+              </w:rPr>
+              <w:t>Credit บัญชีพักเช็คจ่าย เพื่อแสดงว่าออกเช็คแล้วแต่ธนาคารยังไม่ตัดเงินจริง</w:t>
+            </w:r>
+          </w:p>
+        </w:tc>
+        <w:tc>
+          <w:tcPr>
+            <w:tcW w:type="dxa" w:w="2484"/>
+          </w:tcPr>
+          <w:p>
+            <w:r>
+              <w:rPr>
+                <w:rFonts w:ascii="TH Sarabun New" w:hAnsi="TH Sarabun New" w:eastAsia="TH Sarabun New"/>
+                <w:b w:val="0"/>
+                <w:i w:val="0"/>
+                <w:sz w:val="28"/>
+              </w:rPr>
+              <w:t>0.0</w:t>
+            </w:r>
+          </w:p>
+        </w:tc>
+        <w:tc>
+          <w:tcPr>
+            <w:tcW w:type="dxa" w:w="2484"/>
+          </w:tcPr>
+          <w:p>
+            <w:r>
+              <w:rPr>
+                <w:rFonts w:ascii="TH Sarabun New" w:hAnsi="TH Sarabun New" w:eastAsia="TH Sarabun New"/>
+                <w:b w:val="0"/>
+                <w:i w:val="0"/>
+                <w:sz w:val="28"/>
+              </w:rPr>
+              <w:t>15000.0</w:t>
+            </w:r>
+          </w:p>
+        </w:tc>
+      </w:tr>
+    </w:tbl>
+    <w:p>
+      <w:r>
+        <w:rPr>
+          <w:rFonts w:ascii="TH Sarabun New" w:hAnsi="TH Sarabun New" w:eastAsia="TH Sarabun New"/>
+          <w:b/>
+          <w:i w:val="0"/>
+          <w:color w:val="1F4E79"/>
+          <w:sz w:val="36"/>
+        </w:rPr>
+        <w:t>Journal Items ตอนเช็คขาออกถูกตัดผ่านธนาคาร</w:t>
+      </w:r>
+    </w:p>
+    <w:tbl>
+      <w:tblPr>
+        <w:tblStyle w:val="TableGrid"/>
+        <w:tblW w:type="auto" w:w="0"/>
+        <w:tblLayout w:type="autofit"/>
+        <w:tblLook w:firstColumn="1" w:firstRow="1" w:lastColumn="0" w:lastRow="0" w:noHBand="0" w:noVBand="1" w:val="04A0"/>
+      </w:tblPr>
+      <w:tblGrid>
+        <w:gridCol w:w="2484"/>
+        <w:gridCol w:w="2484"/>
+        <w:gridCol w:w="2484"/>
+        <w:gridCol w:w="2484"/>
+      </w:tblGrid>
+      <w:tr>
+        <w:tc>
+          <w:tcPr>
+            <w:tcW w:type="dxa" w:w="2484"/>
+            <w:shd w:fill="D9EAF7"/>
+          </w:tcPr>
+          <w:p>
+            <w:r>
+              <w:rPr>
+                <w:rFonts w:ascii="TH Sarabun New" w:hAnsi="TH Sarabun New" w:eastAsia="TH Sarabun New"/>
+                <w:b w:val="0"/>
+                <w:i w:val="0"/>
+                <w:sz w:val="28"/>
+              </w:rPr>
+              <w:t>บัญชี</w:t>
+            </w:r>
+          </w:p>
+        </w:tc>
+        <w:tc>
+          <w:tcPr>
+            <w:tcW w:type="dxa" w:w="2484"/>
+            <w:shd w:fill="D9EAF7"/>
+          </w:tcPr>
+          <w:p>
+            <w:r>
+              <w:rPr>
+                <w:rFonts w:ascii="TH Sarabun New" w:hAnsi="TH Sarabun New" w:eastAsia="TH Sarabun New"/>
+                <w:b w:val="0"/>
+                <w:i w:val="0"/>
+                <w:sz w:val="28"/>
+              </w:rPr>
+              <w:t>คำอธิบายเชิงธุรกิจ</w:t>
+            </w:r>
+          </w:p>
+        </w:tc>
+        <w:tc>
+          <w:tcPr>
+            <w:tcW w:type="dxa" w:w="2484"/>
+            <w:shd w:fill="D9EAF7"/>
+          </w:tcPr>
+          <w:p>
+            <w:r>
+              <w:rPr>
+                <w:rFonts w:ascii="TH Sarabun New" w:hAnsi="TH Sarabun New" w:eastAsia="TH Sarabun New"/>
+                <w:b w:val="0"/>
+                <w:i w:val="0"/>
+                <w:sz w:val="28"/>
+              </w:rPr>
+              <w:t>Debit</w:t>
+            </w:r>
+          </w:p>
+        </w:tc>
+        <w:tc>
+          <w:tcPr>
+            <w:tcW w:type="dxa" w:w="2484"/>
+            <w:shd w:fill="D9EAF7"/>
+          </w:tcPr>
+          <w:p>
+            <w:r>
+              <w:rPr>
+                <w:rFonts w:ascii="TH Sarabun New" w:hAnsi="TH Sarabun New" w:eastAsia="TH Sarabun New"/>
+                <w:b w:val="0"/>
+                <w:i w:val="0"/>
+                <w:sz w:val="28"/>
+              </w:rPr>
+              <w:t>Credit</w:t>
+            </w:r>
+          </w:p>
+        </w:tc>
+      </w:tr>
+      <w:tr>
+        <w:tc>
+          <w:tcPr>
+            <w:tcW w:type="dxa" w:w="2484"/>
+          </w:tcPr>
+          <w:p>
+            <w:r>
+              <w:rPr>
+                <w:rFonts w:ascii="TH Sarabun New" w:hAnsi="TH Sarabun New" w:eastAsia="TH Sarabun New"/>
+                <w:b w:val="0"/>
+                <w:i w:val="0"/>
+                <w:sz w:val="28"/>
+              </w:rPr>
+              <w:t>111201 BAY CA สามแยก #046-0-14721-8</w:t>
+            </w:r>
+          </w:p>
+        </w:tc>
+        <w:tc>
+          <w:tcPr>
+            <w:tcW w:type="dxa" w:w="2484"/>
+          </w:tcPr>
+          <w:p>
+            <w:r>
+              <w:rPr>
+                <w:rFonts w:ascii="TH Sarabun New" w:hAnsi="TH Sarabun New" w:eastAsia="TH Sarabun New"/>
+                <w:b w:val="0"/>
+                <w:i w:val="0"/>
+                <w:sz w:val="28"/>
+              </w:rPr>
+              <w:t>Credit บัญชีธนาคารจริง เพราะเงินถูกตัดออกจากบัญชีธนาคารแล้ว</w:t>
+            </w:r>
+          </w:p>
+        </w:tc>
+        <w:tc>
+          <w:tcPr>
+            <w:tcW w:type="dxa" w:w="2484"/>
+          </w:tcPr>
+          <w:p>
+            <w:r>
+              <w:rPr>
+                <w:rFonts w:ascii="TH Sarabun New" w:hAnsi="TH Sarabun New" w:eastAsia="TH Sarabun New"/>
+                <w:b w:val="0"/>
+                <w:i w:val="0"/>
+                <w:sz w:val="28"/>
+              </w:rPr>
+              <w:t>0.0</w:t>
+            </w:r>
+          </w:p>
+        </w:tc>
+        <w:tc>
+          <w:tcPr>
+            <w:tcW w:type="dxa" w:w="2484"/>
+          </w:tcPr>
+          <w:p>
+            <w:r>
+              <w:rPr>
+                <w:rFonts w:ascii="TH Sarabun New" w:hAnsi="TH Sarabun New" w:eastAsia="TH Sarabun New"/>
+                <w:b w:val="0"/>
+                <w:i w:val="0"/>
+                <w:sz w:val="28"/>
+              </w:rPr>
+              <w:t>18000.0</w:t>
+            </w:r>
+          </w:p>
+        </w:tc>
+      </w:tr>
+      <w:tr>
+        <w:tc>
+          <w:tcPr>
+            <w:tcW w:type="dxa" w:w="2484"/>
+          </w:tcPr>
+          <w:p>
+            <w:r>
+              <w:rPr>
+                <w:rFonts w:ascii="TH Sarabun New" w:hAnsi="TH Sarabun New" w:eastAsia="TH Sarabun New"/>
+                <w:b w:val="0"/>
+                <w:i w:val="0"/>
+                <w:sz w:val="28"/>
+              </w:rPr>
+              <w:t>212004 เช็คจ่ายลงวันที่ล่วงหน้า</w:t>
+            </w:r>
+          </w:p>
+        </w:tc>
+        <w:tc>
+          <w:tcPr>
+            <w:tcW w:type="dxa" w:w="2484"/>
+          </w:tcPr>
+          <w:p>
+            <w:r>
+              <w:rPr>
+                <w:rFonts w:ascii="TH Sarabun New" w:hAnsi="TH Sarabun New" w:eastAsia="TH Sarabun New"/>
+                <w:b w:val="0"/>
+                <w:i w:val="0"/>
+                <w:sz w:val="28"/>
+              </w:rPr>
+              <w:t>Debit บัญชีพักเช็คจ่ายเพื่อล้างยอดคงค้างของเช็คที่ออกไปแล้ว</w:t>
+            </w:r>
+          </w:p>
+        </w:tc>
+        <w:tc>
+          <w:tcPr>
+            <w:tcW w:type="dxa" w:w="2484"/>
+          </w:tcPr>
+          <w:p>
+            <w:r>
+              <w:rPr>
+                <w:rFonts w:ascii="TH Sarabun New" w:hAnsi="TH Sarabun New" w:eastAsia="TH Sarabun New"/>
+                <w:b w:val="0"/>
+                <w:i w:val="0"/>
+                <w:sz w:val="28"/>
+              </w:rPr>
+              <w:t>18000.0</w:t>
+            </w:r>
+          </w:p>
+        </w:tc>
+        <w:tc>
+          <w:tcPr>
+            <w:tcW w:type="dxa" w:w="2484"/>
+          </w:tcPr>
+          <w:p>
+            <w:r>
+              <w:rPr>
+                <w:rFonts w:ascii="TH Sarabun New" w:hAnsi="TH Sarabun New" w:eastAsia="TH Sarabun New"/>
+                <w:b w:val="0"/>
+                <w:i w:val="0"/>
+                <w:sz w:val="28"/>
+              </w:rPr>
+              <w:t>0.0</w:t>
+            </w:r>
+          </w:p>
+        </w:tc>
+      </w:tr>
+    </w:tbl>
+    <w:p>
+      <w:r>
+        <w:rPr>
+          <w:b w:val="0"/>
+        </w:rPr>
+        <w:t>หลังบันทึกรายการสำเร็จ ให้เปิด Journal Entry เพื่อตรวจดูว่าระบบบันทึกเงินเข้า เงินออก หรือบัญชีพักไว้ที่บัญชีใดบ้างตามตัวอย่างจริงด้านล่าง.</w:t>
       </w:r>
     </w:p>
     <w:p>
@@ -777,8 +1120,8 @@
       <w:r>
         <w:drawing>
           <wp:inline xmlns:a="http://schemas.openxmlformats.org/drawingml/2006/main" xmlns:pic="http://schemas.openxmlformats.org/drawingml/2006/picture">
-            <wp:extent cx="5943600" cy="4457700"/>
-            <wp:docPr id="3" name="Picture 3"/>
+            <wp:extent cx="5852160" cy="4389120"/>
+            <wp:docPr id="10" name="Picture 10"/>
             <wp:cNvGraphicFramePr>
               <a:graphicFrameLocks noChangeAspect="1"/>
             </wp:cNvGraphicFramePr>
@@ -786,11 +1129,11 @@
               <a:graphicData uri="http://schemas.openxmlformats.org/drawingml/2006/picture">
                 <pic:pic>
                   <pic:nvPicPr>
-                    <pic:cNvPr id="0" name="cheque_out_paid_manual_annotated.png"/>
+                    <pic:cNvPr id="0" name="image.png"/>
                     <pic:cNvPicPr/>
                   </pic:nvPicPr>
                   <pic:blipFill>
-                    <a:blip r:embed="rId11"/>
+                    <a:blip r:embed="rId14"/>
                     <a:stretch>
                       <a:fillRect/>
                     </a:stretch>
@@ -798,7 +1141,7 @@
                   <pic:spPr>
                     <a:xfrm>
                       <a:off x="0" y="0"/>
-                      <a:ext cx="5943600" cy="4457700"/>
+                      <a:ext cx="5852160" cy="4389120"/>
                     </a:xfrm>
                     <a:prstGeom prst="rect"/>
                   </pic:spPr>
@@ -814,25 +1157,59 @@
         <w:jc w:val="center"/>
       </w:pPr>
       <w:r>
-        <w:rPr>
-          <w:rFonts w:ascii="TH Sarabun New" w:hAnsi="TH Sarabun New" w:eastAsia="TH Sarabun New"/>
-          <w:b w:val="0"/>
-          <w:i/>
-          <w:sz w:val="28"/>
-        </w:rPr>
-        <w:t>รูป 5.4.3 เช็คขาออกสถานะ Paid หลังตัดผ่านธนาคาร</w:t>
+        <w:t>รูป 5.4A.3 Journal Entry ตอนสร้างเช็คจ่ายสถานะ Confirmed</w:t>
+      </w:r>
+    </w:p>
+    <w:p>
+      <w:pPr>
+        <w:jc w:val="center"/>
+      </w:pPr>
+      <w:r>
+        <w:drawing>
+          <wp:inline xmlns:a="http://schemas.openxmlformats.org/drawingml/2006/main" xmlns:pic="http://schemas.openxmlformats.org/drawingml/2006/picture">
+            <wp:extent cx="5852160" cy="4389120"/>
+            <wp:docPr id="11" name="Picture 11"/>
+            <wp:cNvGraphicFramePr>
+              <a:graphicFrameLocks noChangeAspect="1"/>
+            </wp:cNvGraphicFramePr>
+            <a:graphic>
+              <a:graphicData uri="http://schemas.openxmlformats.org/drawingml/2006/picture">
+                <pic:pic>
+                  <pic:nvPicPr>
+                    <pic:cNvPr id="0" name="image.png"/>
+                    <pic:cNvPicPr/>
+                  </pic:nvPicPr>
+                  <pic:blipFill>
+                    <a:blip r:embed="rId15"/>
+                    <a:stretch>
+                      <a:fillRect/>
+                    </a:stretch>
+                  </pic:blipFill>
+                  <pic:spPr>
+                    <a:xfrm>
+                      <a:off x="0" y="0"/>
+                      <a:ext cx="5852160" cy="4389120"/>
+                    </a:xfrm>
+                    <a:prstGeom prst="rect"/>
+                  </pic:spPr>
+                </pic:pic>
+              </a:graphicData>
+            </a:graphic>
+          </wp:inline>
+        </w:drawing>
+      </w:r>
+    </w:p>
+    <w:p>
+      <w:pPr>
+        <w:jc w:val="center"/>
+      </w:pPr>
+      <w:r>
+        <w:t>รูป 5.4A.4 Journal Entry หลังเช็คจ่ายถูกตัดผ่านธนาคาร</w:t>
       </w:r>
     </w:p>
     <w:p>
       <w:r>
-        <w:rPr>
-          <w:rFonts w:ascii="TH Sarabun New" w:hAnsi="TH Sarabun New" w:eastAsia="TH Sarabun New"/>
-          <w:b/>
-          <w:i w:val="0"/>
-          <w:color w:val="1F4E79"/>
-          <w:sz w:val="36"/>
-        </w:rPr>
-        <w:t>คำอธิบายฟิลด์และส่วนสำคัญบนหน้าจอ</w:t>
+        <w:t>คำอธิบายช่องสำคัญบนหน้าจอ</w:t>
       </w:r>
     </w:p>
     <w:p>
@@ -1401,13 +1778,7 @@
           </w:tcPr>
           <w:p>
             <w:r>
-              <w:rPr>
-                <w:rFonts w:ascii="TH Sarabun New" w:hAnsi="TH Sarabun New" w:eastAsia="TH Sarabun New"/>
-                <w:b w:val="0"/>
-                <w:i w:val="0"/>
-                <w:sz w:val="28"/>
-              </w:rPr>
-              <w:t>ใน local UAT ใช้ Line ID 79</w:t>
+              <w:t>ในระบบ ใช้ Line ID 79</w:t>
             </w:r>
           </w:p>
         </w:tc>
@@ -1415,14 +1786,7 @@
     </w:tbl>
     <w:p>
       <w:r>
-        <w:rPr>
-          <w:rFonts w:ascii="TH Sarabun New" w:hAnsi="TH Sarabun New" w:eastAsia="TH Sarabun New"/>
-          <w:b/>
-          <w:i w:val="0"/>
-          <w:color w:val="1F4E79"/>
-          <w:sz w:val="36"/>
-        </w:rPr>
-        <w:t>ตัวอย่าง Scenario จากข้อมูลจริงใน local UAT</w:t>
+        <w:t>ตัวอย่าง Scenario จากข้อมูลจริงในระบบ</w:t>
       </w:r>
     </w:p>
     <w:tbl>
@@ -1593,524 +1957,7 @@
     </w:tbl>
     <w:p>
       <w:r>
-        <w:rPr>
-          <w:rFonts w:ascii="TH Sarabun New" w:hAnsi="TH Sarabun New" w:eastAsia="TH Sarabun New"/>
-          <w:b/>
-          <w:i w:val="0"/>
-          <w:color w:val="1F4E79"/>
-          <w:sz w:val="36"/>
-        </w:rPr>
-        <w:t>การอธิบาย Journal Items และขาบัญชี</w:t>
-      </w:r>
-    </w:p>
-    <w:p>
-      <w:pPr>
-        <w:pStyle w:val="ListBullet"/>
-      </w:pPr>
-      <w:r>
-        <w:rPr>
-          <w:rFonts w:ascii="TH Sarabun New" w:hAnsi="TH Sarabun New" w:eastAsia="TH Sarabun New"/>
-          <w:b w:val="0"/>
-          <w:i w:val="0"/>
-          <w:sz w:val="32"/>
-        </w:rPr>
-        <w:t>Debit หมายถึงบัญชีฝั่งรับผลประโยชน์หรือรับมูลค่าเพิ่มขึ้นในรายการนั้น</w:t>
-      </w:r>
-    </w:p>
-    <w:p>
-      <w:pPr>
-        <w:pStyle w:val="ListBullet"/>
-      </w:pPr>
-      <w:r>
-        <w:rPr>
-          <w:rFonts w:ascii="TH Sarabun New" w:hAnsi="TH Sarabun New" w:eastAsia="TH Sarabun New"/>
-          <w:b w:val="0"/>
-          <w:i w:val="0"/>
-          <w:sz w:val="32"/>
-        </w:rPr>
-        <w:t>Credit หมายถึงบัญชีฝั่งที่ถูกตัดออกหรือเป็นแหล่งที่มาของมูลค่าในรายการนั้น</w:t>
-      </w:r>
-    </w:p>
-    <w:p>
-      <w:pPr>
-        <w:pStyle w:val="ListBullet"/>
-      </w:pPr>
-      <w:r>
-        <w:rPr>
-          <w:rFonts w:ascii="TH Sarabun New" w:hAnsi="TH Sarabun New" w:eastAsia="TH Sarabun New"/>
-          <w:b w:val="0"/>
-          <w:i w:val="0"/>
-          <w:sz w:val="32"/>
-        </w:rPr>
-        <w:t>ผู้ใช้ควรเปิด Smart Button ชื่อ Payment Entry หรือ Reversed Entry เพื่อตรวจสอบรายการจริงทุกครั้ง</w:t>
-      </w:r>
-    </w:p>
-    <w:p>
-      <w:r>
-        <w:rPr>
-          <w:rFonts w:ascii="TH Sarabun New" w:hAnsi="TH Sarabun New" w:eastAsia="TH Sarabun New"/>
-          <w:b/>
-          <w:i w:val="0"/>
-          <w:color w:val="1F4E79"/>
-          <w:sz w:val="36"/>
-        </w:rPr>
-        <w:t>Journal Items ตอนสร้างเช็คขาออกสถานะ Confirmed</w:t>
-      </w:r>
-    </w:p>
-    <w:tbl>
-      <w:tblPr>
-        <w:tblStyle w:val="TableGrid"/>
-        <w:tblW w:type="auto" w:w="0"/>
-        <w:tblLayout w:type="autofit"/>
-        <w:tblLook w:firstColumn="1" w:firstRow="1" w:lastColumn="0" w:lastRow="0" w:noHBand="0" w:noVBand="1" w:val="04A0"/>
-      </w:tblPr>
-      <w:tblGrid>
-        <w:gridCol w:w="2484"/>
-        <w:gridCol w:w="2484"/>
-        <w:gridCol w:w="2484"/>
-        <w:gridCol w:w="2484"/>
-      </w:tblGrid>
-      <w:tr>
-        <w:tc>
-          <w:tcPr>
-            <w:tcW w:type="dxa" w:w="2484"/>
-            <w:shd w:fill="D9EAF7"/>
-          </w:tcPr>
-          <w:p>
-            <w:r>
-              <w:rPr>
-                <w:rFonts w:ascii="TH Sarabun New" w:hAnsi="TH Sarabun New" w:eastAsia="TH Sarabun New"/>
-                <w:b w:val="0"/>
-                <w:i w:val="0"/>
-                <w:sz w:val="28"/>
-              </w:rPr>
-              <w:t>บัญชี</w:t>
-            </w:r>
-          </w:p>
-        </w:tc>
-        <w:tc>
-          <w:tcPr>
-            <w:tcW w:type="dxa" w:w="2484"/>
-            <w:shd w:fill="D9EAF7"/>
-          </w:tcPr>
-          <w:p>
-            <w:r>
-              <w:rPr>
-                <w:rFonts w:ascii="TH Sarabun New" w:hAnsi="TH Sarabun New" w:eastAsia="TH Sarabun New"/>
-                <w:b w:val="0"/>
-                <w:i w:val="0"/>
-                <w:sz w:val="28"/>
-              </w:rPr>
-              <w:t>คำอธิบายเชิงธุรกิจ</w:t>
-            </w:r>
-          </w:p>
-        </w:tc>
-        <w:tc>
-          <w:tcPr>
-            <w:tcW w:type="dxa" w:w="2484"/>
-            <w:shd w:fill="D9EAF7"/>
-          </w:tcPr>
-          <w:p>
-            <w:r>
-              <w:rPr>
-                <w:rFonts w:ascii="TH Sarabun New" w:hAnsi="TH Sarabun New" w:eastAsia="TH Sarabun New"/>
-                <w:b w:val="0"/>
-                <w:i w:val="0"/>
-                <w:sz w:val="28"/>
-              </w:rPr>
-              <w:t>Debit</w:t>
-            </w:r>
-          </w:p>
-        </w:tc>
-        <w:tc>
-          <w:tcPr>
-            <w:tcW w:type="dxa" w:w="2484"/>
-            <w:shd w:fill="D9EAF7"/>
-          </w:tcPr>
-          <w:p>
-            <w:r>
-              <w:rPr>
-                <w:rFonts w:ascii="TH Sarabun New" w:hAnsi="TH Sarabun New" w:eastAsia="TH Sarabun New"/>
-                <w:b w:val="0"/>
-                <w:i w:val="0"/>
-                <w:sz w:val="28"/>
-              </w:rPr>
-              <w:t>Credit</w:t>
-            </w:r>
-          </w:p>
-        </w:tc>
-      </w:tr>
-      <w:tr>
-        <w:tc>
-          <w:tcPr>
-            <w:tcW w:type="dxa" w:w="2484"/>
-          </w:tcPr>
-          <w:p>
-            <w:r>
-              <w:rPr>
-                <w:rFonts w:ascii="TH Sarabun New" w:hAnsi="TH Sarabun New" w:eastAsia="TH Sarabun New"/>
-                <w:b w:val="0"/>
-                <w:i w:val="0"/>
-                <w:sz w:val="28"/>
-              </w:rPr>
-              <w:t>212001 เจ้าหนี้การค้า - ในประเทศ</w:t>
-            </w:r>
-          </w:p>
-        </w:tc>
-        <w:tc>
-          <w:tcPr>
-            <w:tcW w:type="dxa" w:w="2484"/>
-          </w:tcPr>
-          <w:p>
-            <w:r>
-              <w:rPr>
-                <w:rFonts w:ascii="TH Sarabun New" w:hAnsi="TH Sarabun New" w:eastAsia="TH Sarabun New"/>
-                <w:b w:val="0"/>
-                <w:i w:val="0"/>
-                <w:sz w:val="28"/>
-              </w:rPr>
-              <w:t>Debit เจ้าหนี้การค้า เพื่อปิดหนี้ของบิลผู้ขายที่จ่ายด้วยเช็ค</w:t>
-            </w:r>
-          </w:p>
-        </w:tc>
-        <w:tc>
-          <w:tcPr>
-            <w:tcW w:type="dxa" w:w="2484"/>
-          </w:tcPr>
-          <w:p>
-            <w:r>
-              <w:rPr>
-                <w:rFonts w:ascii="TH Sarabun New" w:hAnsi="TH Sarabun New" w:eastAsia="TH Sarabun New"/>
-                <w:b w:val="0"/>
-                <w:i w:val="0"/>
-                <w:sz w:val="28"/>
-              </w:rPr>
-              <w:t>15000.0</w:t>
-            </w:r>
-          </w:p>
-        </w:tc>
-        <w:tc>
-          <w:tcPr>
-            <w:tcW w:type="dxa" w:w="2484"/>
-          </w:tcPr>
-          <w:p>
-            <w:r>
-              <w:rPr>
-                <w:rFonts w:ascii="TH Sarabun New" w:hAnsi="TH Sarabun New" w:eastAsia="TH Sarabun New"/>
-                <w:b w:val="0"/>
-                <w:i w:val="0"/>
-                <w:sz w:val="28"/>
-              </w:rPr>
-              <w:t>0.0</w:t>
-            </w:r>
-          </w:p>
-        </w:tc>
-      </w:tr>
-      <w:tr>
-        <w:tc>
-          <w:tcPr>
-            <w:tcW w:type="dxa" w:w="2484"/>
-          </w:tcPr>
-          <w:p>
-            <w:r>
-              <w:rPr>
-                <w:rFonts w:ascii="TH Sarabun New" w:hAnsi="TH Sarabun New" w:eastAsia="TH Sarabun New"/>
-                <w:b w:val="0"/>
-                <w:i w:val="0"/>
-                <w:sz w:val="28"/>
-              </w:rPr>
-              <w:t>212004 เช็คจ่ายลงวันที่ล่วงหน้า</w:t>
-            </w:r>
-          </w:p>
-        </w:tc>
-        <w:tc>
-          <w:tcPr>
-            <w:tcW w:type="dxa" w:w="2484"/>
-          </w:tcPr>
-          <w:p>
-            <w:r>
-              <w:rPr>
-                <w:rFonts w:ascii="TH Sarabun New" w:hAnsi="TH Sarabun New" w:eastAsia="TH Sarabun New"/>
-                <w:b w:val="0"/>
-                <w:i w:val="0"/>
-                <w:sz w:val="28"/>
-              </w:rPr>
-              <w:t>Credit บัญชีพักเช็คจ่าย เพื่อแสดงว่าออกเช็คแล้วแต่ธนาคารยังไม่ตัดเงินจริง</w:t>
-            </w:r>
-          </w:p>
-        </w:tc>
-        <w:tc>
-          <w:tcPr>
-            <w:tcW w:type="dxa" w:w="2484"/>
-          </w:tcPr>
-          <w:p>
-            <w:r>
-              <w:rPr>
-                <w:rFonts w:ascii="TH Sarabun New" w:hAnsi="TH Sarabun New" w:eastAsia="TH Sarabun New"/>
-                <w:b w:val="0"/>
-                <w:i w:val="0"/>
-                <w:sz w:val="28"/>
-              </w:rPr>
-              <w:t>0.0</w:t>
-            </w:r>
-          </w:p>
-        </w:tc>
-        <w:tc>
-          <w:tcPr>
-            <w:tcW w:type="dxa" w:w="2484"/>
-          </w:tcPr>
-          <w:p>
-            <w:r>
-              <w:rPr>
-                <w:rFonts w:ascii="TH Sarabun New" w:hAnsi="TH Sarabun New" w:eastAsia="TH Sarabun New"/>
-                <w:b w:val="0"/>
-                <w:i w:val="0"/>
-                <w:sz w:val="28"/>
-              </w:rPr>
-              <w:t>15000.0</w:t>
-            </w:r>
-          </w:p>
-        </w:tc>
-      </w:tr>
-    </w:tbl>
-    <w:p>
-      <w:r>
-        <w:rPr>
-          <w:rFonts w:ascii="TH Sarabun New" w:hAnsi="TH Sarabun New" w:eastAsia="TH Sarabun New"/>
-          <w:b/>
-          <w:i w:val="0"/>
-          <w:color w:val="1F4E79"/>
-          <w:sz w:val="36"/>
-        </w:rPr>
-        <w:t>Journal Items ตอนเช็คขาออกถูกตัดผ่านธนาคาร</w:t>
-      </w:r>
-    </w:p>
-    <w:tbl>
-      <w:tblPr>
-        <w:tblStyle w:val="TableGrid"/>
-        <w:tblW w:type="auto" w:w="0"/>
-        <w:tblLayout w:type="autofit"/>
-        <w:tblLook w:firstColumn="1" w:firstRow="1" w:lastColumn="0" w:lastRow="0" w:noHBand="0" w:noVBand="1" w:val="04A0"/>
-      </w:tblPr>
-      <w:tblGrid>
-        <w:gridCol w:w="2484"/>
-        <w:gridCol w:w="2484"/>
-        <w:gridCol w:w="2484"/>
-        <w:gridCol w:w="2484"/>
-      </w:tblGrid>
-      <w:tr>
-        <w:tc>
-          <w:tcPr>
-            <w:tcW w:type="dxa" w:w="2484"/>
-            <w:shd w:fill="D9EAF7"/>
-          </w:tcPr>
-          <w:p>
-            <w:r>
-              <w:rPr>
-                <w:rFonts w:ascii="TH Sarabun New" w:hAnsi="TH Sarabun New" w:eastAsia="TH Sarabun New"/>
-                <w:b w:val="0"/>
-                <w:i w:val="0"/>
-                <w:sz w:val="28"/>
-              </w:rPr>
-              <w:t>บัญชี</w:t>
-            </w:r>
-          </w:p>
-        </w:tc>
-        <w:tc>
-          <w:tcPr>
-            <w:tcW w:type="dxa" w:w="2484"/>
-            <w:shd w:fill="D9EAF7"/>
-          </w:tcPr>
-          <w:p>
-            <w:r>
-              <w:rPr>
-                <w:rFonts w:ascii="TH Sarabun New" w:hAnsi="TH Sarabun New" w:eastAsia="TH Sarabun New"/>
-                <w:b w:val="0"/>
-                <w:i w:val="0"/>
-                <w:sz w:val="28"/>
-              </w:rPr>
-              <w:t>คำอธิบายเชิงธุรกิจ</w:t>
-            </w:r>
-          </w:p>
-        </w:tc>
-        <w:tc>
-          <w:tcPr>
-            <w:tcW w:type="dxa" w:w="2484"/>
-            <w:shd w:fill="D9EAF7"/>
-          </w:tcPr>
-          <w:p>
-            <w:r>
-              <w:rPr>
-                <w:rFonts w:ascii="TH Sarabun New" w:hAnsi="TH Sarabun New" w:eastAsia="TH Sarabun New"/>
-                <w:b w:val="0"/>
-                <w:i w:val="0"/>
-                <w:sz w:val="28"/>
-              </w:rPr>
-              <w:t>Debit</w:t>
-            </w:r>
-          </w:p>
-        </w:tc>
-        <w:tc>
-          <w:tcPr>
-            <w:tcW w:type="dxa" w:w="2484"/>
-            <w:shd w:fill="D9EAF7"/>
-          </w:tcPr>
-          <w:p>
-            <w:r>
-              <w:rPr>
-                <w:rFonts w:ascii="TH Sarabun New" w:hAnsi="TH Sarabun New" w:eastAsia="TH Sarabun New"/>
-                <w:b w:val="0"/>
-                <w:i w:val="0"/>
-                <w:sz w:val="28"/>
-              </w:rPr>
-              <w:t>Credit</w:t>
-            </w:r>
-          </w:p>
-        </w:tc>
-      </w:tr>
-      <w:tr>
-        <w:tc>
-          <w:tcPr>
-            <w:tcW w:type="dxa" w:w="2484"/>
-          </w:tcPr>
-          <w:p>
-            <w:r>
-              <w:rPr>
-                <w:rFonts w:ascii="TH Sarabun New" w:hAnsi="TH Sarabun New" w:eastAsia="TH Sarabun New"/>
-                <w:b w:val="0"/>
-                <w:i w:val="0"/>
-                <w:sz w:val="28"/>
-              </w:rPr>
-              <w:t>111201 BAY CA สามแยก #046-0-14721-8</w:t>
-            </w:r>
-          </w:p>
-        </w:tc>
-        <w:tc>
-          <w:tcPr>
-            <w:tcW w:type="dxa" w:w="2484"/>
-          </w:tcPr>
-          <w:p>
-            <w:r>
-              <w:rPr>
-                <w:rFonts w:ascii="TH Sarabun New" w:hAnsi="TH Sarabun New" w:eastAsia="TH Sarabun New"/>
-                <w:b w:val="0"/>
-                <w:i w:val="0"/>
-                <w:sz w:val="28"/>
-              </w:rPr>
-              <w:t>Credit บัญชีธนาคารจริง เพราะเงินถูกตัดออกจากบัญชีธนาคารแล้ว</w:t>
-            </w:r>
-          </w:p>
-        </w:tc>
-        <w:tc>
-          <w:tcPr>
-            <w:tcW w:type="dxa" w:w="2484"/>
-          </w:tcPr>
-          <w:p>
-            <w:r>
-              <w:rPr>
-                <w:rFonts w:ascii="TH Sarabun New" w:hAnsi="TH Sarabun New" w:eastAsia="TH Sarabun New"/>
-                <w:b w:val="0"/>
-                <w:i w:val="0"/>
-                <w:sz w:val="28"/>
-              </w:rPr>
-              <w:t>0.0</w:t>
-            </w:r>
-          </w:p>
-        </w:tc>
-        <w:tc>
-          <w:tcPr>
-            <w:tcW w:type="dxa" w:w="2484"/>
-          </w:tcPr>
-          <w:p>
-            <w:r>
-              <w:rPr>
-                <w:rFonts w:ascii="TH Sarabun New" w:hAnsi="TH Sarabun New" w:eastAsia="TH Sarabun New"/>
-                <w:b w:val="0"/>
-                <w:i w:val="0"/>
-                <w:sz w:val="28"/>
-              </w:rPr>
-              <w:t>18000.0</w:t>
-            </w:r>
-          </w:p>
-        </w:tc>
-      </w:tr>
-      <w:tr>
-        <w:tc>
-          <w:tcPr>
-            <w:tcW w:type="dxa" w:w="2484"/>
-          </w:tcPr>
-          <w:p>
-            <w:r>
-              <w:rPr>
-                <w:rFonts w:ascii="TH Sarabun New" w:hAnsi="TH Sarabun New" w:eastAsia="TH Sarabun New"/>
-                <w:b w:val="0"/>
-                <w:i w:val="0"/>
-                <w:sz w:val="28"/>
-              </w:rPr>
-              <w:t>212004 เช็คจ่ายลงวันที่ล่วงหน้า</w:t>
-            </w:r>
-          </w:p>
-        </w:tc>
-        <w:tc>
-          <w:tcPr>
-            <w:tcW w:type="dxa" w:w="2484"/>
-          </w:tcPr>
-          <w:p>
-            <w:r>
-              <w:rPr>
-                <w:rFonts w:ascii="TH Sarabun New" w:hAnsi="TH Sarabun New" w:eastAsia="TH Sarabun New"/>
-                <w:b w:val="0"/>
-                <w:i w:val="0"/>
-                <w:sz w:val="28"/>
-              </w:rPr>
-              <w:t>Debit บัญชีพักเช็คจ่ายเพื่อล้างยอดคงค้างของเช็คที่ออกไปแล้ว</w:t>
-            </w:r>
-          </w:p>
-        </w:tc>
-        <w:tc>
-          <w:tcPr>
-            <w:tcW w:type="dxa" w:w="2484"/>
-          </w:tcPr>
-          <w:p>
-            <w:r>
-              <w:rPr>
-                <w:rFonts w:ascii="TH Sarabun New" w:hAnsi="TH Sarabun New" w:eastAsia="TH Sarabun New"/>
-                <w:b w:val="0"/>
-                <w:i w:val="0"/>
-                <w:sz w:val="28"/>
-              </w:rPr>
-              <w:t>18000.0</w:t>
-            </w:r>
-          </w:p>
-        </w:tc>
-        <w:tc>
-          <w:tcPr>
-            <w:tcW w:type="dxa" w:w="2484"/>
-          </w:tcPr>
-          <w:p>
-            <w:r>
-              <w:rPr>
-                <w:rFonts w:ascii="TH Sarabun New" w:hAnsi="TH Sarabun New" w:eastAsia="TH Sarabun New"/>
-                <w:b w:val="0"/>
-                <w:i w:val="0"/>
-                <w:sz w:val="28"/>
-              </w:rPr>
-              <w:t>0.0</w:t>
-            </w:r>
-          </w:p>
-        </w:tc>
-      </w:tr>
-    </w:tbl>
-    <w:p>
-      <w:r>
-        <w:rPr>
-          <w:rFonts w:ascii="TH Sarabun New" w:hAnsi="TH Sarabun New" w:eastAsia="TH Sarabun New"/>
-          <w:b/>
-          <w:i w:val="0"/>
-          <w:color w:val="1F4E79"/>
-          <w:sz w:val="36"/>
-        </w:rPr>
-        <w:t>ข้อควรระวัง</w:t>
+        <w:t>สิ่งที่ควรตรวจสอบก่อนบันทึก</w:t>
       </w:r>
     </w:p>
     <w:p>
@@ -2155,12 +2002,6 @@
         <w:t>ก่อนกด Bank Deposit หรือ Done ควรเปิด Payment Entry เพื่อตรวจสอบบัญชีพักและบัญชีธนาคารทุกครั้ง</w:t>
       </w:r>
     </w:p>
-    <w:sectPr>
-      <w:pgSz w:w="12240" w:h="15840"/>
-      <w:pgMar w:top="1008" w:right="1152" w:bottom="1008" w:left="1152" w:header="720" w:footer="720" w:gutter="0"/>
-      <w:cols w:space="720"/>
-      <w:docGrid w:linePitch="360"/>
-    </w:sectPr>
   </w:body>
 </w:document>
 </file>
